--- a/backend/modelos/vladmir/modelo_procuracao_vladmir.docx
+++ b/backend/modelos/vladmir/modelo_procuracao_vladmir.docx
@@ -220,7 +220,7 @@
         <w:rPr>
           <w:rFonts w:ascii="Arial" w:hAnsi="Arial"/>
           <w:outline w:val="0"/>
-          <w:color w:val="ffffff"/>
+          <w:color w:val="FFFFFF"/>
           <w:u w:color="ffffff"/>
           <w:rtl w:val="0"/>
           <w:lang w:val="pt-PT"/>

--- a/backend/modelos/vladmir/modelo_procuracao_vladmir.docx
+++ b/backend/modelos/vladmir/modelo_procuracao_vladmir.docx
@@ -201,6 +201,7 @@
           <w:tab w:val="left" w:pos="7920"/>
         </w:tabs>
         <w:spacing w:before="0" w:line="240" w:lineRule="auto"/>
+        <w:jc w:val="center"/>
         <w:rPr>
           <w:rFonts w:ascii="Times New Roman" w:cs="Times New Roman" w:hAnsi="Times New Roman" w:eastAsia="Times New Roman"/>
           <w:sz w:val="26"/>
